--- a/Interpretation of Medical Literature Exam 1/medical-literature-cram-sheet.docx
+++ b/Interpretation of Medical Literature Exam 1/medical-literature-cram-sheet.docx
@@ -2048,7 +2048,7 @@
                 <w:i w:val="0"/>
                 <w:sz w:val="18"/>
               </w:rPr>
-              <w:t xml:space="preserve"> pools their data into a single large study — greater </w:t>
+              <w:t xml:space="preserve"> statistically pools their data, so the combination works like one larger study — greater </w:t>
             </w:r>
             <w:r>
               <w:rPr>
@@ -8408,7 +8408,7 @@
                 <w:i w:val="0"/>
                 <w:sz w:val="18"/>
               </w:rPr>
-              <w:t>. LR+ of 4 → 4× more likely; LR− of 0.5 → half as likely.</w:t>
+              <w:t>. LR+ of 4 → the odds of the condition are 4× what they were before the test; LR− of 0.5 → the odds are cut in half.</w:t>
             </w:r>
           </w:p>
         </w:tc>
@@ -9787,6 +9787,7 @@
                 <w:b/>
                 <w:i w:val="0"/>
                 <w:sz w:val="18"/>
+                <w:u w:val="single"/>
               </w:rPr>
               <w:t>minus</w:t>
             </w:r>
@@ -10506,7 +10507,7 @@
                 <w:i w:val="0"/>
                 <w:sz w:val="18"/>
               </w:rPr>
-              <w:t>not for rare diseases</w:t>
+              <w:t>impractical for rare diseases</w:t>
             </w:r>
             <w:r>
               <w:rPr>
@@ -10570,15 +10571,15 @@
                 <w:i w:val="0"/>
                 <w:sz w:val="18"/>
               </w:rPr>
-              <w:t>sample of the unexposed</w:t>
-            </w:r>
-            <w:r>
-              <w:rPr>
-                <w:b w:val="0"/>
-                <w:i w:val="0"/>
-                <w:sz w:val="18"/>
-              </w:rPr>
-              <w:t xml:space="preserve"> analyzed); weighting hard to follow.</w:t>
+              <w:t>random sample of the whole cohort</w:t>
+            </w:r>
+            <w:r>
+              <w:rPr>
+                <w:b w:val="0"/>
+                <w:i w:val="0"/>
+                <w:sz w:val="18"/>
+              </w:rPr>
+              <w:t xml:space="preserve"> analyzed along with all the cases); weighting hard to follow.</w:t>
             </w:r>
           </w:p>
         </w:tc>
@@ -15342,7 +15343,7 @@
                 <w:i w:val="0"/>
                 <w:sz w:val="18"/>
               </w:rPr>
-              <w:t xml:space="preserve">, so even a highly specific test gives more false positives than true positives. Screen </w:t>
+              <w:t xml:space="preserve">, so even a highly specific test can give more false positives than true positives (it depends on prevalence, sensitivity and specificity together). Screen </w:t>
             </w:r>
             <w:r>
               <w:rPr>
@@ -18366,7 +18367,7 @@
                 <w:i w:val="0"/>
                 <w:sz w:val="18"/>
               </w:rPr>
-              <w:t xml:space="preserve">How likely the result is to have happened by chance. </w:t>
+              <w:t xml:space="preserve">How unlikely a result this extreme would be if chance alone were at work. </w:t>
             </w:r>
             <w:r>
               <w:rPr>
@@ -19026,7 +19027,7 @@
                 <w:i w:val="0"/>
                 <w:sz w:val="18"/>
               </w:rPr>
-              <w:t xml:space="preserve">: two medians · </w:t>
+              <w:t xml:space="preserve">: two groups, skewed or ordinal data (often described as comparing medians) · </w:t>
             </w:r>
             <w:r>
               <w:rPr>
@@ -21974,7 +21975,23 @@
                 <w:i w:val="0"/>
                 <w:sz w:val="18"/>
               </w:rPr>
-              <w:t xml:space="preserve">. Test's </w:t>
+              <w:t xml:space="preserve">. </w:t>
+            </w:r>
+            <w:r>
+              <w:rPr>
+                <w:b/>
+                <w:i w:val="0"/>
+                <w:sz w:val="18"/>
+              </w:rPr>
+              <w:t>Cochran's Q</w:t>
+            </w:r>
+            <w:r>
+              <w:rPr>
+                <w:b w:val="0"/>
+                <w:i w:val="0"/>
+                <w:sz w:val="18"/>
+              </w:rPr>
+              <w:t xml:space="preserve"> is the test; its </w:t>
             </w:r>
             <w:r>
               <w:rPr>
@@ -21990,23 +22007,7 @@
                 <w:i w:val="0"/>
                 <w:sz w:val="18"/>
               </w:rPr>
-              <w:t xml:space="preserve">. Tests: </w:t>
-            </w:r>
-            <w:r>
-              <w:rPr>
-                <w:b/>
-                <w:i w:val="0"/>
-                <w:sz w:val="18"/>
-              </w:rPr>
-              <w:t>Cochran's Q</w:t>
-            </w:r>
-            <w:r>
-              <w:rPr>
-                <w:b w:val="0"/>
-                <w:i w:val="0"/>
-                <w:sz w:val="18"/>
-              </w:rPr>
-              <w:t xml:space="preserve"> and the </w:t>
+              <w:t xml:space="preserve">. The </w:t>
             </w:r>
             <w:r>
               <w:rPr>
@@ -22022,7 +22023,7 @@
                 <w:i w:val="0"/>
                 <w:sz w:val="18"/>
               </w:rPr>
-              <w:t xml:space="preserve">. Explored by </w:t>
+              <w:t xml:space="preserve"> is a descriptive measure of how much results differ. Explored by </w:t>
             </w:r>
             <w:r>
               <w:rPr>
@@ -22096,7 +22097,7 @@
                 <w:i w:val="0"/>
                 <w:sz w:val="18"/>
               </w:rPr>
-              <w:t xml:space="preserve">: </w:t>
+              <w:t xml:space="preserve">: traditionally </w:t>
             </w:r>
             <w:r>
               <w:rPr>
@@ -22112,7 +22113,7 @@
                 <w:i w:val="0"/>
                 <w:sz w:val="18"/>
               </w:rPr>
-              <w:t xml:space="preserve">; assumes one fixed effect size, variation is chance. </w:t>
+              <w:t xml:space="preserve"> (current guidance picks the model by its assumptions about the studies); assumes one fixed effect size, variation is chance. </w:t>
             </w:r>
             <w:r>
               <w:rPr>
